--- a/AI for Engineers Course/Week 8/Week8_Exercise_Solutions.docx
+++ b/AI for Engineers Course/Week 8/Week8_Exercise_Solutions.docx
@@ -738,6 +738,218 @@
       </w:pPr>
       <w:r>
         <w:t xml:space="preserve">        return None</w:t>
+      </w:r>
+    </w:p>
+    <w:p>
+      <w:pPr>
+        <w:pStyle w:val="Heading3"/>
+      </w:pPr>
+      <w:r>
+        <w:t>Solution 3.1: Capstone Architecture Design</w:t>
+      </w:r>
+    </w:p>
+    <w:p>
+      <w:r>
+        <w:t>Reference architecture (text form of the required diagram):</w:t>
+        <w:br/>
+        <w:br/>
+        <w:t xml:space="preserve">  Client -&gt; API Gateway (FastAPI, JWT auth, rate limit 10 rps/user)</w:t>
+        <w:br/>
+        <w:t xml:space="preserve">       -&gt; Orchestrating agent (planner + tool router)</w:t>
+        <w:br/>
+        <w:t xml:space="preserve">            -&gt; RAG service: query rewriter -&gt; vector DB (top-k=8)</w:t>
+        <w:br/>
+        <w:t xml:space="preserve">               -&gt; reranker (top-3) -&gt; grounded generation</w:t>
+        <w:br/>
+        <w:t xml:space="preserve">            -&gt; Action tools: ticket_create, order_lookup (schema-validated)</w:t>
+        <w:br/>
+        <w:t xml:space="preserve">       -&gt; Response guard: output filter, PII scrub, citation check</w:t>
+        <w:br/>
+        <w:t xml:space="preserve">  Cross-cutting: structured JSON logs w/ correlation IDs,</w:t>
+        <w:br/>
+        <w:t xml:space="preserve">  Prometheus metrics, cost tracker, eval harness on a nightly cron.</w:t>
+        <w:br/>
+        <w:br/>
+        <w:t>Component choices and the reasoning behind them:</w:t>
+        <w:br/>
+        <w:t>1. Agent layer decides between direct answer, retrieval, or tool action;</w:t>
+        <w:br/>
+        <w:t xml:space="preserve">   max 4 reasoning steps to bound latency and cost.</w:t>
+        <w:br/>
+        <w:t>2. RAG path: hybrid retrieval (BM25 + dense) because product names are</w:t>
+        <w:br/>
+        <w:t xml:space="preserve">   exact-match heavy; reranker only sees 8 candidates to cap latency.</w:t>
+        <w:br/>
+        <w:t>3. Security: JWT at the gateway, per-tool allowlists, schema validation</w:t>
+        <w:br/>
+        <w:t xml:space="preserve">   on every tool call, prompt-injection filter on retrieved chunks.</w:t>
+        <w:br/>
+        <w:t>4. Monitoring: the four golden signals plus tokens/request and</w:t>
+        <w:br/>
+        <w:t xml:space="preserve">   $/request; alerts at p95 latency &gt; 2s and daily spend &gt; budget.</w:t>
+      </w:r>
+    </w:p>
+    <w:p>
+      <w:r>
+        <w:t>Approach: the design satisfies all five capstone requirements (agents, RAG, API serving, monitoring, security) and states a concrete bound or mechanism for each, which is what separates an architecture from a wish list. Every arrow in the diagram is a place where failures are caught: schema validation before tools, grounding checks after generation.</w:t>
+      </w:r>
+    </w:p>
+    <w:p>
+      <w:r>
+        <w:t>Model answer note: any architecture is acceptable if it names the components, the data flow, the failure handling at each boundary, and concrete limits (top-k, step caps, rate limits, alert thresholds).</w:t>
+      </w:r>
+    </w:p>
+    <w:p>
+      <w:pPr>
+        <w:pStyle w:val="Heading3"/>
+      </w:pPr>
+      <w:r>
+        <w:t>Solution 3.2: Documentation and Testing</w:t>
+      </w:r>
+    </w:p>
+    <w:p>
+      <w:r>
+        <w:t>Documentation set (structure to produce):</w:t>
+        <w:br/>
+        <w:t xml:space="preserve">  docs/architecture.md   - C4-style context + container diagrams</w:t>
+        <w:br/>
+        <w:t xml:space="preserve">  docs/api.md            - generated from the FastAPI OpenAPI schema</w:t>
+        <w:br/>
+        <w:t xml:space="preserve">  docs/deployment.md     - build, env vars, migrate, run, rollback</w:t>
+        <w:br/>
+        <w:t xml:space="preserve">  docs/runbook.md        - alerts, dashboards, common failures</w:t>
+        <w:br/>
+        <w:br/>
+        <w:t>Test suite outline with coverage gate:</w:t>
+        <w:br/>
+        <w:br/>
+        <w:t># pip install pytest pytest-cov httpx</w:t>
+        <w:br/>
+        <w:t># pytest --cov=app --cov-fail-under=80</w:t>
+        <w:br/>
+        <w:t>import pytest</w:t>
+        <w:br/>
+        <w:t>from httpx import ASGITransport, AsyncClient</w:t>
+        <w:br/>
+        <w:t>from app.main import app</w:t>
+        <w:br/>
+        <w:br/>
+        <w:t>@pytest.mark.asyncio</w:t>
+        <w:br/>
+        <w:t>async def test_predict_ok():</w:t>
+        <w:br/>
+        <w:t xml:space="preserve">    async with AsyncClient(transport=ASGITransport(app=app),</w:t>
+        <w:br/>
+        <w:t xml:space="preserve">                           base_url="http://test") as c:</w:t>
+        <w:br/>
+        <w:t xml:space="preserve">        r = await c.get("/predict", params={"text": "great product"})</w:t>
+        <w:br/>
+        <w:t xml:space="preserve">    assert r.status_code == 200 and r.json()["label"] in {"positive",</w:t>
+        <w:br/>
+        <w:t xml:space="preserve">                                                          "negative"}</w:t>
+        <w:br/>
+        <w:br/>
+        <w:t>@pytest.mark.asyncio</w:t>
+        <w:br/>
+        <w:t>async def test_auth_required():</w:t>
+        <w:br/>
+        <w:t xml:space="preserve">    async with AsyncClient(transport=ASGITransport(app=app),</w:t>
+        <w:br/>
+        <w:t xml:space="preserve">                           base_url="http://test") as c:</w:t>
+        <w:br/>
+        <w:t xml:space="preserve">        r = await c.post("/tools/ticket_create", json={})</w:t>
+        <w:br/>
+        <w:t xml:space="preserve">    assert r.status_code in (401, 403)</w:t>
+        <w:br/>
+        <w:br/>
+        <w:t>def test_retriever_returns_topk(monkeypatch):</w:t>
+        <w:br/>
+        <w:t xml:space="preserve">    from app.rag import retrieve</w:t>
+        <w:br/>
+        <w:t xml:space="preserve">    hits = retrieve("password reset", k=3)</w:t>
+        <w:br/>
+        <w:t xml:space="preserve">    assert len(hits) == 3 and all(h.score &gt;= 0 for h in hits)</w:t>
+      </w:r>
+    </w:p>
+    <w:p>
+      <w:r>
+        <w:t>Approach: documentation maps one file to one audience (architects, API consumers, operators, on-call), and the API reference is generated from the OpenAPI schema so it cannot drift. The test pyramid covers the happy path, security boundaries, and the retrieval contract; the --cov-fail-under=80 gate enforces the capstone's coverage requirement in CI rather than by promise.</w:t>
+      </w:r>
+    </w:p>
+    <w:p>
+      <w:r>
+        <w:t>Expected output: pytest reporting all tests green with total coverage at or above 80 percent, and a docs/ tree containing the four documents.</w:t>
+      </w:r>
+    </w:p>
+    <w:p>
+      <w:pPr>
+        <w:pStyle w:val="Heading3"/>
+      </w:pPr>
+      <w:r>
+        <w:t>Solution 3.3: Performance Optimization</w:t>
+      </w:r>
+    </w:p>
+    <w:p>
+      <w:r>
+        <w:t>Optimization plan against the three targets, with measurements:</w:t>
+        <w:br/>
+        <w:br/>
+        <w:t>Latency (target p95 &lt; 500 ms):</w:t>
+        <w:br/>
+        <w:t>1. Stream responses; users see first tokens in ~300 ms.</w:t>
+        <w:br/>
+        <w:t>2. Route easy intents to a small model, hard ones to a large model</w:t>
+        <w:br/>
+        <w:t xml:space="preserve">   (router hit rate ~70 percent small-model traffic).</w:t>
+        <w:br/>
+        <w:t>3. Cut retrieval rerank candidates 20 -&gt; 8 (saves ~120 ms, no</w:t>
+        <w:br/>
+        <w:t xml:space="preserve">   measured quality loss on the eval set).</w:t>
+        <w:br/>
+        <w:t>4. Keep HTTP connections pooled; cold TLS handshakes cost ~80 ms.</w:t>
+        <w:br/>
+        <w:br/>
+        <w:t>Throughput (target &gt; 100 rps):</w:t>
+        <w:br/>
+        <w:t>1. Run 4 uvicorn workers behind the gateway; tools and retrieval are</w:t>
+        <w:br/>
+        <w:t xml:space="preserve">   async, so each worker overlaps I/O.</w:t>
+        <w:br/>
+        <w:t>2. Batch embedding calls (32 texts/request) for indexing paths.</w:t>
+        <w:br/>
+        <w:t>3. Load test: `locust -u 200 -r 20` sustained 240 rps at p95 410 ms.</w:t>
+        <w:br/>
+        <w:br/>
+        <w:t>Cost (minimize tokens):</w:t>
+        <w:br/>
+        <w:t>1. Semantic cache in front of generation (38 percent hit rate on</w:t>
+        <w:br/>
+        <w:t xml:space="preserve">   support traffic) - the single biggest saving.</w:t>
+        <w:br/>
+        <w:t>2. Prompt diet: trimmed system prompt 1,100 -&gt; 420 tokens; context</w:t>
+        <w:br/>
+        <w:t xml:space="preserve">   window only includes top-3 reranked chunks.</w:t>
+        <w:br/>
+        <w:t>3. Per-request token budget logged; daily report by route.</w:t>
+        <w:br/>
+        <w:br/>
+        <w:t>Documented result table (before -&gt; after):</w:t>
+        <w:br/>
+        <w:t xml:space="preserve">  p95 latency: 1,340 ms -&gt; 410 ms</w:t>
+        <w:br/>
+        <w:t xml:space="preserve">  throughput:  45 rps   -&gt; 240 rps</w:t>
+        <w:br/>
+        <w:t xml:space="preserve">  cost/1k requests: $4.10 -&gt; $1.20</w:t>
+      </w:r>
+    </w:p>
+    <w:p>
+      <w:r>
+        <w:t>Approach: optimize in the order users feel it: perceived latency first (streaming, routing), then capacity (async workers, batching), then unit economics (caching, prompt diet). Every change pairs with a measurement on the same load profile, because optimizations that are not measured against a baseline routinely make things worse.</w:t>
+      </w:r>
+    </w:p>
+    <w:p>
+      <w:r>
+        <w:t>Model answer note: students' numbers will differ; grade on whether each target has at least two concrete techniques, a before/after measurement, and no quality regression on the eval set.</w:t>
       </w:r>
     </w:p>
     <w:sectPr>
